--- a/paper/build/submission/Supplementary.docx
+++ b/paper/build/submission/Supplementary.docx
@@ -21,6 +21,12 @@
           <w:bCs/>
         </w:rPr>
         <w:t xml:space="preserve">Mathematical characterization of task detectability limits in AI-denoised CT: implications for task-based dose optimization</w:t>
+      </w:r>
+      <w:r>
+        <w:t xml:space="preserve"> </w:t>
+      </w:r>
+      <w:r>
+        <w:t xml:space="preserve">Shuji Yamamoto · Institute of One, LISIT Co., Ltd., Tokyo, Japan</w:t>
       </w:r>
     </w:p>
     <w:bookmarkStart w:id="11" w:name="X1b6272db6f71a705cd132909c08a6edee158b06"/>

--- a/paper/build/submission/Supplementary.docx
+++ b/paper/build/submission/Supplementary.docx
@@ -26,7 +26,7 @@
         <w:t xml:space="preserve"> </w:t>
       </w:r>
       <w:r>
-        <w:t xml:space="preserve">Shuji Yamamoto · Institute of One, LISIT Co., Ltd., Tokyo, Japan</w:t>
+        <w:t xml:space="preserve">Shuji Yamamoto · Institute of One, LISIT Co., Ltd., Tokyo 150-0044, Japan</w:t>
       </w:r>
     </w:p>
     <w:bookmarkStart w:id="11" w:name="X1b6272db6f71a705cd132909c08a6edee158b06"/>
@@ -778,7 +778,7 @@
         <w:pStyle w:val="BodyText"/>
       </w:pPr>
       <w:r>
-        <w:t xml:space="preserve">A matched-filter amplitude map is formed with the known lesion profile, mean-subtracted and normalised so that an image containing exactly one true lesion reads</w:t>
+        <w:t xml:space="preserve">A matched-filter amplitude map is formed with the known lesion profile, mean-subtracted and normalized so that an image containing exactly one true lesion reads</w:t>
       </w:r>
       <w:r>
         <w:t xml:space="preserve"> </w:t>
@@ -1944,7 +1944,7 @@
         <w:pStyle w:val="FirstParagraph"/>
       </w:pPr>
       <w:r>
-        <w:t xml:space="preserve">Table S2 compares the cross-fitted estimator used throughout this study with the single 50/50 split used in the earlier single-realisation analysis, at matched conditions of the dose sweep in the representative realisation. Recovery is the estimated</w:t>
+        <w:t xml:space="preserve">Table S2 compares the cross-fitted estimator used throughout this study with the single 50/50 split used in the earlier single-realization analysis, at matched conditions of the dose sweep in the representative realization. Recovery is the estimated</w:t>
       </w:r>
       <w:r>
         <w:t xml:space="preserve"> </w:t>
@@ -2008,7 +2008,7 @@
         <w:t xml:space="preserve"> </w:t>
       </w:r>
       <w:r>
-        <w:t xml:space="preserve">Estimator sensitivity on unprocessed images of the dose sweep in the representative realisation (seed 20260101): the 5-fold cross-fitted estimator used throughout against the single 50/50 split used in the earlier single-realisation analysis. Recovery is the estimated d′ as a fraction of the analytic ceiling of the same input. Recovery slightly above 100 % at the highest doses is sampling noise in the d′ estimate, not a breached bound: the ceiling test is armwise, in AUC, and carries its own margin (Section 3.4).</w:t>
+        <w:t xml:space="preserve">Estimator sensitivity on unprocessed images of the dose sweep in the representative realization (seed 20260101): the 5-fold cross-fitted estimator used throughout against the single 50/50 split used in the earlier single-realization analysis. Recovery is the estimated d′ as a fraction of the analytic ceiling of the same input. Recovery slightly above 100 % at the highest doses is sampling noise in the d′ estimate, not a breached bound: the ceiling test is armwise, in AUC, and carries its own margin (Section 3.4).</w:t>
       </w:r>
     </w:p>
     <w:tbl>
@@ -2673,7 +2673,7 @@
         <w:t xml:space="preserve">results/cnn_training.json</w:t>
       </w:r>
       <w:r>
-        <w:t xml:space="preserve">. It is blind to the noise level at inference: each image is normalised by a noise standard deviation estimated from that image alone. It is evaluated at one prespecified low-dose setting outside the primary matrix and contributes to no primary endpoint.</w:t>
+        <w:t xml:space="preserve">. It is blind to the noise level at inference: each image is normalized by a noise standard deviation estimated from that image alone. It is evaluated at one prespecified low-dose setting outside the primary matrix and contributes to no primary endpoint.</w:t>
       </w:r>
     </w:p>
     <w:p>
@@ -3919,7 +3919,7 @@
         <w:t xml:space="preserve">1 − 10/(n_present · n_absent)</w:t>
       </w:r>
       <w:r>
-        <w:t xml:space="preserve">, which is the regime in which the closed-form interval degenerates: at perfect separation the Hanley–McNeil standard error is identically zero, the margin collapses to a single quantisation step, and no widening of</w:t>
+        <w:t xml:space="preserve">, which is the regime in which the closed-form interval degenerates: at perfect separation the Hanley–McNeil standard error is identically zero, the margin collapses to a single quantization step, and no widening of</w:t>
       </w:r>
       <w:r>
         <w:t xml:space="preserve"> </w:t>

--- a/paper/build/submission/Supplementary.docx
+++ b/paper/build/submission/Supplementary.docx
@@ -808,7 +808,7 @@
         <w:t xml:space="preserve"> </w:t>
       </w:r>
       <w:r>
-        <w:t xml:space="preserve">mode with zero padding; the lesion is centred and the image is 64 pixels across, so boundary effects fall outside the lesion support). For each image the maximum over positions is taken, and the</w:t>
+        <w:t xml:space="preserve">mode with zero padding; the lesion is centered and the image is 64 pixels across, so boundary effects fall outside the lesion support). For each image the maximum over positions is taken, and the</w:t>
       </w:r>
       <w:r>
         <w:t xml:space="preserve"> </w:t>
@@ -904,7 +904,7 @@
         <w:t xml:space="preserve"> </w:t>
       </w:r>
       <w:r>
-        <w:t xml:space="preserve">The analytic ideal linear (prewhitening) observer against its closed form on the unprocessed input. Both columns are analytic and neither is estimated from image samples, so the residual is numerical rather than statistical. Largest relative error: 1.3×10⁻¹⁶, against a criterion of 1 % fixed in advance.</w:t>
+        <w:t xml:space="preserve">The analytic ideal linear (prewhitening) observer against its closed form on the unprocessed input. Both columns are analytic and neither is estimated from image samples, so the residual is numerical rather than statistical. Largest relative error: 1.3×10⁻¹⁶, against a criterion of 1% fixed in advance.</w:t>
       </w:r>
     </w:p>
     <w:tbl>
@@ -1968,7 +1968,7 @@
         <w:rPr>
           <w:rStyle w:val="VerbatimChar"/>
         </w:rPr>
-        <w:t xml:space="preserve">100 %</w:t>
+        <w:t xml:space="preserve">100%</w:t>
       </w:r>
       <w:r>
         <w:t xml:space="preserve"> </w:t>
@@ -2008,7 +2008,7 @@
         <w:t xml:space="preserve"> </w:t>
       </w:r>
       <w:r>
-        <w:t xml:space="preserve">Estimator sensitivity on unprocessed images of the dose sweep in the representative realization (seed 20260101): the 5-fold cross-fitted estimator used throughout against the single 50/50 split used in the earlier single-realization analysis. Recovery is the estimated d′ as a fraction of the analytic ceiling of the same input. Recovery slightly above 100 % at the highest doses is sampling noise in the d′ estimate, not a breached bound: the ceiling test is armwise, in AUC, and carries its own margin (Section 3.4).</w:t>
+        <w:t xml:space="preserve">Estimator sensitivity on unprocessed images of the dose sweep in the representative realization (seed 20260101): the 5-fold cross-fitted estimator used throughout against the single 50/50 split used in the earlier single-realization analysis. Recovery is the estimated d′ as a fraction of the analytic ceiling of the same input. Recovery slightly above 100% at the highest doses is sampling noise in the d′ estimate, not a breached bound: the ceiling test is armwise, in AUC, and carries its own margin (Section 3.4).</w:t>
       </w:r>
     </w:p>
     <w:tbl>
@@ -2807,7 +2807,7 @@
         <w:t xml:space="preserve"> </w:t>
       </w:r>
       <w:r>
-        <w:t xml:space="preserve">Failure patterns by floor stratum, as rate or mean [95 % CI] from the clustered bootstrap. The columns are the divergence rate, the contrast-erasure rate, the excess lesion-like response rate (excess resp.), the mean task degradation (task degr.), the observer-dependent benefit and the gauge verdict counts. Strata are defined by the analytic ceiling of the</w:t>
+        <w:t xml:space="preserve">Failure patterns by floor stratum, as rate or mean [95% CI] from the clustered bootstrap. The columns are the divergence rate, the contrast-erasure rate, the excess lesion-like response rate (excess resp.), the mean task degradation (task degr.), the observer-dependent benefit and the gauge verdict counts. Strata are defined by the analytic ceiling of the</w:t>
       </w:r>
       <w:r>
         <w:t xml:space="preserve"> </w:t>
@@ -3326,7 +3326,7 @@
         <w:t xml:space="preserve"> </w:t>
       </w:r>
       <w:r>
-        <w:t xml:space="preserve">Fidelity–task divergence per denoiser: the Spearman correlation between ΔSSIM and Δd′(PW), the fraction of divergent evaluations (ΔSSIM &gt; 0 with Δd′(PW) &lt; 0), and the mean changes, each as value [95 % CI] from the clustered bootstrap. p-values are two-sided bootstrap values for the correlation, Holm-adjusted across denoisers. Columns are the denoisers.</w:t>
+        <w:t xml:space="preserve">Fidelity–task divergence per denoiser: the Spearman correlation between ΔSSIM and Δd′(PW), the fraction of divergent evaluations (ΔSSIM &gt; 0 with Δd′(PW) &lt; 0), and the mean changes, each as value [95% CI] from the clustered bootstrap. p-values are two-sided bootstrap values for the correlation, Holm-adjusted across denoisers. Columns are the denoisers.</w:t>
       </w:r>
     </w:p>
     <w:tbl>
@@ -3934,7 +3934,7 @@
         <w:t xml:space="preserve"> </w:t>
       </w:r>
       <w:r>
-        <w:t xml:space="preserve">recovers it. 180 of 760 evaluations met that rule and are analysed separately for this reason and not because excluding them helps: over the remaining 580 the largest excess was 1.64×10⁻⁴ and the mean -0.040.</w:t>
+        <w:t xml:space="preserve">recovers it. 180 of 760 evaluations met that rule and are analyzed separately for this reason and not because excluding them helps: over the remaining 580 the largest excess was 1.64×10⁻⁴ and the mean -0.040.</w:t>
       </w:r>
     </w:p>
     <w:p>
@@ -3949,8 +3949,8 @@
       </w:r>
       <w:r>
         <w:rPr>
-          <w:b/>
-          <w:bCs/>
+          <w:i/>
+          <w:iCs/>
         </w:rPr>
         <w:t xml:space="preserve">unprocessed</w:t>
       </w:r>

--- a/paper/build/submission/Supplementary.docx
+++ b/paper/build/submission/Supplementary.docx
@@ -17,10 +17,10 @@
       </w:pPr>
       <w:r>
         <w:rPr>
-          <w:b/>
-          <w:bCs/>
+          <w:i/>
+          <w:iCs/>
         </w:rPr>
-        <w:t xml:space="preserve">Mathematical characterization of task detectability limits in AI-denoised CT: implications for task-based dose optimization</w:t>
+        <w:t xml:space="preserve">An information-theoretic exposure criterion for AI-denoised low-dose CT: from required detectability to delivered dose, and to an AI denoiser’s dose claim</w:t>
       </w:r>
       <w:r>
         <w:t xml:space="preserve"> </w:t>
